--- a/Backend/src/templates/qas/FOR Acta QA site survey WLAN.docx
+++ b/Backend/src/templates/qas/FOR Acta QA site survey WLAN.docx
@@ -30,591 +30,260 @@
         </w:rPr>
       </w:pPr>
       <w:r>
-        <w:rPr>
-          <w:rFonts w:ascii="Arial" w:hAnsi="Arial" w:cs="Arial"/>
-          <w:b/>
-          <w:lang w:val="es-CO"/>
-        </w:rPr>
         <w:t>Visita Número:</w:t>
-      </w:r>
-      <w:r>
-        <w:rPr>
-          <w:rFonts w:ascii="Arial" w:hAnsi="Arial" w:cs="Arial"/>
-          <w:b/>
-          <w:lang w:val="es-CO"/>
-        </w:rPr>
         <w:tab/>
-      </w:r>
-      <w:r>
-        <w:rPr>
-          <w:rFonts w:ascii="Arial" w:hAnsi="Arial" w:cs="Arial"/>
-          <w:b/>
-          <w:lang w:val="es-CO"/>
-        </w:rPr>
+        <w:t>{visita_numero}</w:t>
+      </w:r>
+    </w:p>
+    <w:p>
+      <w:pPr>
+        <w:rPr>
+          <w:rFonts w:ascii="Arial" w:hAnsi="Arial" w:cs="Arial"/>
+          <w:b/>
+          <w:lang w:val="es-CO"/>
+        </w:rPr>
+      </w:pPr>
+      <w:r>
+        <w:t>Fecha Ejecución:</w:t>
         <w:tab/>
-      </w:r>
-      <w:r>
-        <w:rPr>
-          <w:rFonts w:ascii="Arial" w:hAnsi="Arial" w:cs="Arial"/>
-          <w:b/>
-          <w:lang w:val="es-CO"/>
-        </w:rPr>
+        <w:t>{fecha_ejecucion}</w:t>
+      </w:r>
+    </w:p>
+    <w:p>
+      <w:pPr>
+        <w:rPr>
+          <w:rFonts w:ascii="Arial" w:hAnsi="Arial" w:cs="Arial"/>
+          <w:b/>
+          <w:lang w:val="es-CO"/>
+        </w:rPr>
+      </w:pPr>
+      <w:r>
+        <w:t>Hora Inicio:</w:t>
         <w:tab/>
-      </w:r>
-    </w:p>
-    <w:p>
-      <w:pPr>
-        <w:rPr>
-          <w:rFonts w:ascii="Arial" w:hAnsi="Arial" w:cs="Arial"/>
-          <w:b/>
-          <w:lang w:val="es-CO"/>
-        </w:rPr>
-      </w:pPr>
-      <w:r>
-        <w:rPr>
-          <w:rFonts w:ascii="Arial" w:hAnsi="Arial" w:cs="Arial"/>
-          <w:b/>
-          <w:lang w:val="es-CO"/>
-        </w:rPr>
-        <w:t>Fecha Ejecución:</w:t>
-      </w:r>
-      <w:r>
-        <w:rPr>
-          <w:rFonts w:ascii="Arial" w:hAnsi="Arial" w:cs="Arial"/>
-          <w:b/>
-          <w:lang w:val="es-CO"/>
-        </w:rPr>
+        <w:t>{hora_inicio}</w:t>
+      </w:r>
+    </w:p>
+    <w:p>
+      <w:pPr>
+        <w:rPr>
+          <w:rFonts w:ascii="Arial" w:hAnsi="Arial" w:cs="Arial"/>
+          <w:b/>
+          <w:lang w:val="es-CO"/>
+        </w:rPr>
+      </w:pPr>
+      <w:r>
+        <w:t>Tiempo Transporte:</w:t>
         <w:tab/>
-      </w:r>
-      <w:r>
-        <w:rPr>
-          <w:rFonts w:ascii="Arial" w:hAnsi="Arial" w:cs="Arial"/>
-          <w:b/>
-          <w:lang w:val="es-CO"/>
-        </w:rPr>
+        <w:t>{tiempo_transporte}</w:t>
+      </w:r>
+    </w:p>
+    <w:p>
+      <w:pPr>
+        <w:rPr>
+          <w:rFonts w:ascii="Arial" w:hAnsi="Arial" w:cs="Arial"/>
+          <w:b/>
+          <w:lang w:val="es-CO"/>
+        </w:rPr>
+      </w:pPr>
+      <w:r>
+        <w:t>Tiempo Antesala:</w:t>
         <w:tab/>
-      </w:r>
-    </w:p>
-    <w:p>
-      <w:pPr>
-        <w:rPr>
-          <w:rFonts w:ascii="Arial" w:hAnsi="Arial" w:cs="Arial"/>
-          <w:b/>
-          <w:lang w:val="es-CO"/>
-        </w:rPr>
-      </w:pPr>
-      <w:r>
-        <w:rPr>
-          <w:rFonts w:ascii="Arial" w:hAnsi="Arial" w:cs="Arial"/>
-          <w:b/>
-          <w:lang w:val="es-CO"/>
-        </w:rPr>
-        <w:t>Hora Inicio:</w:t>
-      </w:r>
-      <w:r>
-        <w:rPr>
-          <w:rFonts w:ascii="Arial" w:hAnsi="Arial" w:cs="Arial"/>
-          <w:b/>
-          <w:lang w:val="es-CO"/>
-        </w:rPr>
+        <w:t>{tiempo_antesala}</w:t>
+      </w:r>
+    </w:p>
+    <w:p>
+      <w:pPr>
+        <w:rPr>
+          <w:rFonts w:ascii="Arial" w:hAnsi="Arial" w:cs="Arial"/>
+          <w:b/>
+          <w:lang w:val="es-CO"/>
+        </w:rPr>
+      </w:pPr>
+      <w:r>
+        <w:t>Tiempo Ejecución:</w:t>
         <w:tab/>
-      </w:r>
-      <w:r>
-        <w:rPr>
-          <w:rFonts w:ascii="Arial" w:hAnsi="Arial" w:cs="Arial"/>
-          <w:b/>
-          <w:lang w:val="es-CO"/>
-        </w:rPr>
+        <w:t>{tiempo_ejecucion}</w:t>
+      </w:r>
+    </w:p>
+    <w:p>
+      <w:pPr>
+        <w:rPr>
+          <w:rFonts w:ascii="Arial" w:hAnsi="Arial" w:cs="Arial"/>
+          <w:b/>
+          <w:lang w:val="es-CO"/>
+        </w:rPr>
+      </w:pPr>
+      <w:r>
+        <w:t>Espera Claro:</w:t>
         <w:tab/>
-      </w:r>
-      <w:r>
-        <w:rPr>
-          <w:rFonts w:ascii="Arial" w:hAnsi="Arial" w:cs="Arial"/>
-          <w:b/>
-          <w:lang w:val="es-CO"/>
-        </w:rPr>
+        <w:t>{tiempo_espera_claro}</w:t>
+      </w:r>
+    </w:p>
+    <w:p>
+      <w:pPr>
+        <w:rPr>
+          <w:rFonts w:ascii="Arial" w:hAnsi="Arial" w:cs="Arial"/>
+          <w:b/>
+          <w:lang w:val="es-CO"/>
+        </w:rPr>
+      </w:pPr>
+      <w:r>
+        <w:t>Hora Salida:</w:t>
         <w:tab/>
-      </w:r>
-    </w:p>
-    <w:p>
-      <w:pPr>
-        <w:rPr>
-          <w:rFonts w:ascii="Arial" w:hAnsi="Arial" w:cs="Arial"/>
-          <w:b/>
-          <w:lang w:val="es-CO"/>
-        </w:rPr>
-      </w:pPr>
-      <w:r>
-        <w:rPr>
-          <w:rFonts w:ascii="Arial" w:hAnsi="Arial" w:cs="Arial"/>
-          <w:b/>
-          <w:lang w:val="es-CO"/>
-        </w:rPr>
-        <w:t>Tiempo Transporte:</w:t>
-      </w:r>
-      <w:r>
-        <w:rPr>
-          <w:rFonts w:ascii="Arial" w:hAnsi="Arial" w:cs="Arial"/>
-          <w:b/>
-          <w:lang w:val="es-CO"/>
-        </w:rPr>
+        <w:t>{hora_salida}</w:t>
+      </w:r>
+    </w:p>
+    <w:p>
+      <w:pPr>
+        <w:rPr>
+          <w:rFonts w:ascii="Arial" w:hAnsi="Arial" w:cs="Arial"/>
+          <w:b/>
+          <w:lang w:val="es-CO"/>
+        </w:rPr>
+      </w:pPr>
+    </w:p>
+    <w:p>
+      <w:pPr>
+        <w:rPr>
+          <w:rFonts w:ascii="Arial" w:hAnsi="Arial" w:cs="Arial"/>
+          <w:b/>
+          <w:lang w:val="es-CO"/>
+        </w:rPr>
+      </w:pPr>
+      <w:r>
+        <w:t>Ing. Outsourcing:</w:t>
         <w:tab/>
-      </w:r>
-      <w:r>
-        <w:rPr>
-          <w:rFonts w:ascii="Arial" w:hAnsi="Arial" w:cs="Arial"/>
-          <w:b/>
-          <w:lang w:val="es-CO"/>
-        </w:rPr>
+        <w:t>{ingeniero_outsourcing}</w:t>
+      </w:r>
+    </w:p>
+    <w:p>
+      <w:pPr>
+        <w:rPr>
+          <w:rFonts w:ascii="Arial" w:hAnsi="Arial" w:cs="Arial"/>
+          <w:b/>
+          <w:lang w:val="es-CO"/>
+        </w:rPr>
+      </w:pPr>
+      <w:r>
+        <w:t>Multímetro:</w:t>
         <w:tab/>
-      </w:r>
-    </w:p>
-    <w:p>
-      <w:pPr>
-        <w:rPr>
-          <w:rFonts w:ascii="Arial" w:hAnsi="Arial" w:cs="Arial"/>
-          <w:b/>
-          <w:lang w:val="es-CO"/>
-        </w:rPr>
-      </w:pPr>
-      <w:r>
-        <w:rPr>
-          <w:rFonts w:ascii="Arial" w:hAnsi="Arial" w:cs="Arial"/>
-          <w:b/>
-          <w:lang w:val="es-CO"/>
-        </w:rPr>
-        <w:t>Tiempo Antesala:</w:t>
-      </w:r>
-      <w:r>
-        <w:rPr>
-          <w:rFonts w:ascii="Arial" w:hAnsi="Arial" w:cs="Arial"/>
-          <w:b/>
-          <w:lang w:val="es-CO"/>
-        </w:rPr>
+        <w:t>{multimetro}</w:t>
+      </w:r>
+    </w:p>
+    <w:p>
+      <w:pPr>
+        <w:rPr>
+          <w:rFonts w:ascii="Arial" w:hAnsi="Arial" w:cs="Arial"/>
+          <w:b/>
+          <w:lang w:val="es-CO"/>
+        </w:rPr>
+      </w:pPr>
+      <w:r>
+        <w:t>Analizador de BER:</w:t>
         <w:tab/>
-      </w:r>
-      <w:r>
-        <w:rPr>
-          <w:rFonts w:ascii="Arial" w:hAnsi="Arial" w:cs="Arial"/>
-          <w:b/>
-          <w:lang w:val="es-CO"/>
-        </w:rPr>
+        <w:t>{analizador_ber}</w:t>
+      </w:r>
+    </w:p>
+    <w:p>
+      <w:pPr>
+        <w:rPr>
+          <w:rFonts w:ascii="Arial" w:hAnsi="Arial" w:cs="Arial"/>
+          <w:b/>
+          <w:lang w:val="es-CO"/>
+        </w:rPr>
+      </w:pPr>
+      <w:r>
+        <w:t>Soporte Claro:</w:t>
         <w:tab/>
-      </w:r>
-    </w:p>
-    <w:p>
-      <w:pPr>
-        <w:rPr>
-          <w:rFonts w:ascii="Arial" w:hAnsi="Arial" w:cs="Arial"/>
-          <w:b/>
-          <w:lang w:val="es-CO"/>
-        </w:rPr>
-      </w:pPr>
-      <w:r>
-        <w:rPr>
-          <w:rFonts w:ascii="Arial" w:hAnsi="Arial" w:cs="Arial"/>
-          <w:b/>
-          <w:lang w:val="es-CO"/>
-        </w:rPr>
-        <w:t>Tiempo Ejecución:</w:t>
-      </w:r>
-      <w:r>
-        <w:rPr>
-          <w:rFonts w:ascii="Arial" w:hAnsi="Arial" w:cs="Arial"/>
-          <w:b/>
-          <w:lang w:val="es-CO"/>
-        </w:rPr>
+        <w:t>{soporte_claro}</w:t>
+      </w:r>
+    </w:p>
+    <w:p>
+      <w:pPr>
+        <w:rPr>
+          <w:rFonts w:ascii="Arial" w:hAnsi="Arial" w:cs="Arial"/>
+          <w:b/>
+          <w:lang w:val="es-CO"/>
+        </w:rPr>
+      </w:pPr>
+      <w:r>
+        <w:t>Teléfono Celular personal de Claro que realiza la visita:</w:t>
         <w:tab/>
-      </w:r>
-      <w:r>
-        <w:rPr>
-          <w:rFonts w:ascii="Arial" w:hAnsi="Arial" w:cs="Arial"/>
-          <w:b/>
-          <w:lang w:val="es-CO"/>
-        </w:rPr>
+        <w:t>{telefono_claro_visita}</w:t>
+      </w:r>
+    </w:p>
+    <w:p>
+      <w:pPr>
+        <w:rPr>
+          <w:rFonts w:ascii="Arial" w:hAnsi="Arial" w:cs="Arial"/>
+          <w:b/>
+          <w:lang w:val="es-CO"/>
+        </w:rPr>
+      </w:pPr>
+      <w:r>
+        <w:t>Correo de la persona de Claro que realiza la visita:</w:t>
         <w:tab/>
-      </w:r>
-    </w:p>
-    <w:p>
-      <w:pPr>
-        <w:rPr>
-          <w:rFonts w:ascii="Arial" w:hAnsi="Arial" w:cs="Arial"/>
-          <w:b/>
-          <w:lang w:val="es-CO"/>
-        </w:rPr>
-      </w:pPr>
-      <w:r>
-        <w:rPr>
-          <w:rFonts w:ascii="Arial" w:hAnsi="Arial" w:cs="Arial"/>
-          <w:b/>
-          <w:lang w:val="es-CO"/>
-        </w:rPr>
-        <w:t>Espera Claro</w:t>
-      </w:r>
-      <w:r>
-        <w:rPr>
-          <w:rFonts w:ascii="Arial" w:hAnsi="Arial" w:cs="Arial"/>
-          <w:b/>
-          <w:lang w:val="es-CO"/>
-        </w:rPr>
-        <w:t>:</w:t>
-      </w:r>
-      <w:r>
-        <w:rPr>
-          <w:rFonts w:ascii="Arial" w:hAnsi="Arial" w:cs="Arial"/>
-          <w:b/>
-          <w:lang w:val="es-CO"/>
-        </w:rPr>
+        <w:t>{correo_claro_visita}</w:t>
+      </w:r>
+    </w:p>
+    <w:p>
+      <w:pPr>
+        <w:rPr>
+          <w:rFonts w:ascii="Arial" w:hAnsi="Arial" w:cs="Arial"/>
+          <w:b/>
+          <w:lang w:val="es-CO"/>
+        </w:rPr>
+      </w:pPr>
+    </w:p>
+    <w:p>
+      <w:pPr>
+        <w:rPr>
+          <w:rFonts w:ascii="Arial" w:hAnsi="Arial" w:cs="Arial"/>
+          <w:b/>
+          <w:lang w:val="es-CO"/>
+        </w:rPr>
+      </w:pPr>
+      <w:r>
+        <w:t>Firma el Acta:</w:t>
         <w:tab/>
-      </w:r>
-      <w:r>
-        <w:rPr>
-          <w:rFonts w:ascii="Arial" w:hAnsi="Arial" w:cs="Arial"/>
-          <w:b/>
-          <w:lang w:val="es-CO"/>
-        </w:rPr>
+        <w:t>{firma_acta}</w:t>
+      </w:r>
+    </w:p>
+    <w:p>
+      <w:pPr>
+        <w:rPr>
+          <w:rFonts w:ascii="Arial" w:hAnsi="Arial" w:cs="Arial"/>
+          <w:b/>
+          <w:lang w:val="es-CO"/>
+        </w:rPr>
+      </w:pPr>
+    </w:p>
+    <w:p>
+      <w:pPr>
+        <w:rPr>
+          <w:rFonts w:ascii="Arial" w:hAnsi="Arial" w:cs="Arial"/>
+          <w:b/>
+          <w:lang w:val="es-CO"/>
+        </w:rPr>
+      </w:pPr>
+      <w:r>
+        <w:t>Caso Seguimiento:</w:t>
         <w:tab/>
-      </w:r>
-      <w:r>
-        <w:rPr>
-          <w:rFonts w:ascii="Arial" w:hAnsi="Arial" w:cs="Arial"/>
-          <w:b/>
-          <w:lang w:val="es-CO"/>
-        </w:rPr>
+        <w:t>{caso_seguimiento}</w:t>
+      </w:r>
+    </w:p>
+    <w:p>
+      <w:pPr>
+        <w:rPr>
+          <w:rFonts w:ascii="Arial" w:hAnsi="Arial" w:cs="Arial"/>
+          <w:b/>
+          <w:lang w:val="es-CO"/>
+        </w:rPr>
+      </w:pPr>
+      <w:r>
+        <w:t>Problemas en Instalación:</w:t>
         <w:tab/>
-      </w:r>
-    </w:p>
-    <w:p>
-      <w:pPr>
-        <w:rPr>
-          <w:rFonts w:ascii="Arial" w:hAnsi="Arial" w:cs="Arial"/>
-          <w:b/>
-          <w:lang w:val="es-CO"/>
-        </w:rPr>
-      </w:pPr>
-      <w:r>
-        <w:rPr>
-          <w:rFonts w:ascii="Arial" w:hAnsi="Arial" w:cs="Arial"/>
-          <w:b/>
-          <w:lang w:val="es-CO"/>
-        </w:rPr>
-        <w:t>Hora Salida:</w:t>
-      </w:r>
-      <w:r>
-        <w:rPr>
-          <w:rFonts w:ascii="Arial" w:hAnsi="Arial" w:cs="Arial"/>
-          <w:b/>
-          <w:lang w:val="es-CO"/>
-        </w:rPr>
-        <w:tab/>
-      </w:r>
-      <w:r>
-        <w:rPr>
-          <w:rFonts w:ascii="Arial" w:hAnsi="Arial" w:cs="Arial"/>
-          <w:b/>
-          <w:lang w:val="es-CO"/>
-        </w:rPr>
-        <w:tab/>
-      </w:r>
-      <w:r>
-        <w:rPr>
-          <w:rFonts w:ascii="Arial" w:hAnsi="Arial" w:cs="Arial"/>
-          <w:b/>
-          <w:lang w:val="es-CO"/>
-        </w:rPr>
-        <w:tab/>
-      </w:r>
-    </w:p>
-    <w:p>
-      <w:pPr>
-        <w:rPr>
-          <w:rFonts w:ascii="Arial" w:hAnsi="Arial" w:cs="Arial"/>
-          <w:b/>
-          <w:lang w:val="es-CO"/>
-        </w:rPr>
-      </w:pPr>
-    </w:p>
-    <w:p>
-      <w:pPr>
-        <w:rPr>
-          <w:rFonts w:ascii="Arial" w:hAnsi="Arial" w:cs="Arial"/>
-          <w:b/>
-          <w:lang w:val="es-CO"/>
-        </w:rPr>
-      </w:pPr>
-      <w:r>
-        <w:rPr>
-          <w:rFonts w:ascii="Arial" w:hAnsi="Arial" w:cs="Arial"/>
-          <w:b/>
-          <w:lang w:val="es-CO"/>
-        </w:rPr>
-        <w:t>Ing. Outsourcing:</w:t>
-      </w:r>
-      <w:r>
-        <w:rPr>
-          <w:rFonts w:ascii="Arial" w:hAnsi="Arial" w:cs="Arial"/>
-          <w:b/>
-          <w:lang w:val="es-CO"/>
-        </w:rPr>
-        <w:tab/>
-      </w:r>
-      <w:r>
-        <w:rPr>
-          <w:rFonts w:ascii="Arial" w:hAnsi="Arial" w:cs="Arial"/>
-          <w:b/>
-          <w:lang w:val="es-CO"/>
-        </w:rPr>
-        <w:tab/>
-      </w:r>
-    </w:p>
-    <w:p>
-      <w:pPr>
-        <w:rPr>
-          <w:rFonts w:ascii="Arial" w:hAnsi="Arial" w:cs="Arial"/>
-          <w:b/>
-          <w:lang w:val="es-CO"/>
-        </w:rPr>
-      </w:pPr>
-      <w:r>
-        <w:rPr>
-          <w:rFonts w:ascii="Arial" w:hAnsi="Arial" w:cs="Arial"/>
-          <w:b/>
-          <w:lang w:val="es-CO"/>
-        </w:rPr>
-        <w:t>Multímetro:</w:t>
-      </w:r>
-      <w:r>
-        <w:rPr>
-          <w:rFonts w:ascii="Arial" w:hAnsi="Arial" w:cs="Arial"/>
-          <w:b/>
-          <w:lang w:val="es-CO"/>
-        </w:rPr>
-        <w:tab/>
-      </w:r>
-      <w:r>
-        <w:rPr>
-          <w:rFonts w:ascii="Arial" w:hAnsi="Arial" w:cs="Arial"/>
-          <w:b/>
-          <w:lang w:val="es-CO"/>
-        </w:rPr>
-        <w:tab/>
-      </w:r>
-      <w:r>
-        <w:rPr>
-          <w:rFonts w:ascii="Arial" w:hAnsi="Arial" w:cs="Arial"/>
-          <w:b/>
-          <w:lang w:val="es-CO"/>
-        </w:rPr>
-        <w:tab/>
-      </w:r>
-    </w:p>
-    <w:p>
-      <w:pPr>
-        <w:rPr>
-          <w:rFonts w:ascii="Arial" w:hAnsi="Arial" w:cs="Arial"/>
-          <w:b/>
-          <w:lang w:val="es-CO"/>
-        </w:rPr>
-      </w:pPr>
-      <w:r>
-        <w:rPr>
-          <w:rFonts w:ascii="Arial" w:hAnsi="Arial" w:cs="Arial"/>
-          <w:b/>
-          <w:lang w:val="es-CO"/>
-        </w:rPr>
-        <w:t>Analizador de BER:</w:t>
-      </w:r>
-      <w:r>
-        <w:rPr>
-          <w:rFonts w:ascii="Arial" w:hAnsi="Arial" w:cs="Arial"/>
-          <w:b/>
-          <w:lang w:val="es-CO"/>
-        </w:rPr>
-        <w:tab/>
-      </w:r>
-      <w:r>
-        <w:rPr>
-          <w:rFonts w:ascii="Arial" w:hAnsi="Arial" w:cs="Arial"/>
-          <w:b/>
-          <w:lang w:val="es-CO"/>
-        </w:rPr>
-        <w:tab/>
-      </w:r>
-    </w:p>
-    <w:p>
-      <w:pPr>
-        <w:rPr>
-          <w:rFonts w:ascii="Arial" w:hAnsi="Arial" w:cs="Arial"/>
-          <w:b/>
-          <w:lang w:val="es-CO"/>
-        </w:rPr>
-      </w:pPr>
-      <w:r>
-        <w:rPr>
-          <w:rFonts w:ascii="Arial" w:hAnsi="Arial" w:cs="Arial"/>
-          <w:b/>
-          <w:lang w:val="es-CO"/>
-        </w:rPr>
-        <w:t>Soporte Claro</w:t>
-      </w:r>
-      <w:r>
-        <w:rPr>
-          <w:rFonts w:ascii="Arial" w:hAnsi="Arial" w:cs="Arial"/>
-          <w:b/>
-          <w:lang w:val="es-CO"/>
-        </w:rPr>
-        <w:t>:</w:t>
-      </w:r>
-    </w:p>
-    <w:p>
-      <w:pPr>
-        <w:rPr>
-          <w:rFonts w:ascii="Arial" w:hAnsi="Arial" w:cs="Arial"/>
-          <w:b/>
-          <w:lang w:val="es-CO"/>
-        </w:rPr>
-      </w:pPr>
-      <w:r>
-        <w:rPr>
-          <w:rFonts w:ascii="Arial" w:hAnsi="Arial" w:cs="Arial"/>
-          <w:b/>
-          <w:lang w:val="es-CO"/>
-        </w:rPr>
-        <w:t>Teléfono Celular personal de Claro que realiza la visita:</w:t>
-      </w:r>
-    </w:p>
-    <w:p>
-      <w:pPr>
-        <w:rPr>
-          <w:rFonts w:ascii="Arial" w:hAnsi="Arial" w:cs="Arial"/>
-          <w:b/>
-          <w:lang w:val="es-CO"/>
-        </w:rPr>
-      </w:pPr>
-      <w:r>
-        <w:rPr>
-          <w:rFonts w:ascii="Arial" w:hAnsi="Arial" w:cs="Arial"/>
-          <w:b/>
-          <w:lang w:val="es-CO"/>
-        </w:rPr>
-        <w:t>Correo de la persona de Claro que realiza la visita:</w:t>
-      </w:r>
-    </w:p>
-    <w:p>
-      <w:pPr>
-        <w:rPr>
-          <w:rFonts w:ascii="Arial" w:hAnsi="Arial" w:cs="Arial"/>
-          <w:b/>
-          <w:lang w:val="es-CO"/>
-        </w:rPr>
-      </w:pPr>
-    </w:p>
-    <w:p>
-      <w:pPr>
-        <w:rPr>
-          <w:rFonts w:ascii="Arial" w:hAnsi="Arial" w:cs="Arial"/>
-          <w:b/>
-          <w:lang w:val="es-CO"/>
-        </w:rPr>
-      </w:pPr>
-      <w:r>
-        <w:rPr>
-          <w:rFonts w:ascii="Arial" w:hAnsi="Arial" w:cs="Arial"/>
-          <w:b/>
-          <w:lang w:val="es-CO"/>
-        </w:rPr>
-        <w:t>Firma el Acta:</w:t>
-      </w:r>
-      <w:r>
-        <w:rPr>
-          <w:rFonts w:ascii="Arial" w:hAnsi="Arial" w:cs="Arial"/>
-          <w:b/>
-          <w:lang w:val="es-CO"/>
-        </w:rPr>
-        <w:tab/>
-      </w:r>
-      <w:r>
-        <w:rPr>
-          <w:rFonts w:ascii="Arial" w:hAnsi="Arial" w:cs="Arial"/>
-          <w:b/>
-          <w:lang w:val="es-CO"/>
-        </w:rPr>
-        <w:tab/>
-      </w:r>
-      <w:r>
-        <w:rPr>
-          <w:rFonts w:ascii="Arial" w:hAnsi="Arial" w:cs="Arial"/>
-          <w:b/>
-          <w:lang w:val="es-CO"/>
-        </w:rPr>
-        <w:tab/>
-      </w:r>
-    </w:p>
-    <w:p>
-      <w:pPr>
-        <w:rPr>
-          <w:rFonts w:ascii="Arial" w:hAnsi="Arial" w:cs="Arial"/>
-          <w:b/>
-          <w:lang w:val="es-CO"/>
-        </w:rPr>
-      </w:pPr>
-    </w:p>
-    <w:p>
-      <w:pPr>
-        <w:rPr>
-          <w:rFonts w:ascii="Arial" w:hAnsi="Arial" w:cs="Arial"/>
-          <w:b/>
-          <w:lang w:val="es-CO"/>
-        </w:rPr>
-      </w:pPr>
-      <w:r>
-        <w:rPr>
-          <w:rFonts w:ascii="Arial" w:hAnsi="Arial" w:cs="Arial"/>
-          <w:b/>
-          <w:lang w:val="es-CO"/>
-        </w:rPr>
-        <w:t>Caso Seguimiento:</w:t>
-      </w:r>
-      <w:r>
-        <w:rPr>
-          <w:rFonts w:ascii="Arial" w:hAnsi="Arial" w:cs="Arial"/>
-          <w:b/>
-          <w:lang w:val="es-CO"/>
-        </w:rPr>
-        <w:tab/>
-      </w:r>
-      <w:r>
-        <w:rPr>
-          <w:rFonts w:ascii="Arial" w:hAnsi="Arial" w:cs="Arial"/>
-          <w:b/>
-          <w:lang w:val="es-CO"/>
-        </w:rPr>
-        <w:tab/>
-      </w:r>
-    </w:p>
-    <w:p>
-      <w:pPr>
-        <w:rPr>
-          <w:rFonts w:ascii="Arial" w:hAnsi="Arial" w:cs="Arial"/>
-          <w:b/>
-          <w:lang w:val="es-CO"/>
-        </w:rPr>
-      </w:pPr>
-      <w:r>
-        <w:rPr>
-          <w:rFonts w:ascii="Arial" w:hAnsi="Arial" w:cs="Arial"/>
-          <w:b/>
-          <w:lang w:val="es-CO"/>
-        </w:rPr>
-        <w:t>Problemas en Instalación:</w:t>
-      </w:r>
-      <w:r>
-        <w:rPr>
-          <w:rFonts w:ascii="Arial" w:hAnsi="Arial" w:cs="Arial"/>
-          <w:b/>
-          <w:lang w:val="es-CO"/>
-        </w:rPr>
-        <w:tab/>
+        <w:t>{problemas_instalacion}</w:t>
       </w:r>
     </w:p>
     <w:p>
@@ -655,28 +324,10 @@
         </w:rPr>
       </w:pPr>
       <w:r>
-        <w:rPr>
-          <w:rFonts w:ascii="Arial" w:hAnsi="Arial" w:cs="Arial"/>
-          <w:b/>
-          <w:lang w:val="es-CO"/>
-        </w:rPr>
         <w:tab/>
-      </w:r>
-      <w:r>
-        <w:rPr>
-          <w:rFonts w:ascii="Arial" w:hAnsi="Arial" w:cs="Arial"/>
-          <w:b/>
-          <w:lang w:val="es-CO"/>
-        </w:rPr>
         <w:t>Fase-Neutro:</w:t>
-      </w:r>
-      <w:r>
-        <w:rPr>
-          <w:rFonts w:ascii="Arial" w:hAnsi="Arial" w:cs="Arial"/>
-          <w:b/>
-          <w:lang w:val="es-CO"/>
-        </w:rPr>
         <w:tab/>
+        <w:t>{fase_neutro}</w:t>
       </w:r>
     </w:p>
     <w:p>
@@ -691,36 +342,10 @@
         </w:rPr>
       </w:pPr>
       <w:r>
-        <w:rPr>
-          <w:rFonts w:ascii="Arial" w:hAnsi="Arial" w:cs="Arial"/>
-          <w:b/>
-          <w:lang w:val="es-CO"/>
-        </w:rPr>
         <w:tab/>
-      </w:r>
-      <w:r>
-        <w:rPr>
-          <w:rFonts w:ascii="Arial" w:hAnsi="Arial" w:cs="Arial"/>
-          <w:b/>
-          <w:lang w:val="es-CO"/>
-        </w:rPr>
         <w:t>Fase-Tierra:</w:t>
-      </w:r>
-      <w:r>
-        <w:rPr>
-          <w:rFonts w:ascii="Arial" w:hAnsi="Arial" w:cs="Arial"/>
-          <w:b/>
-          <w:lang w:val="es-CO"/>
-        </w:rPr>
         <w:tab/>
-      </w:r>
-      <w:r>
-        <w:rPr>
-          <w:rFonts w:ascii="Arial" w:hAnsi="Arial" w:cs="Arial"/>
-          <w:b/>
-          <w:lang w:val="es-CO"/>
-        </w:rPr>
-        <w:tab/>
+        <w:t>{fase_tierra}</w:t>
       </w:r>
     </w:p>
     <w:p>
@@ -735,54 +360,33 @@
         </w:rPr>
       </w:pPr>
       <w:r>
-        <w:rPr>
-          <w:rFonts w:ascii="Arial" w:hAnsi="Arial" w:cs="Arial"/>
-          <w:b/>
-          <w:lang w:val="es-CO"/>
-        </w:rPr>
         <w:tab/>
-      </w:r>
-      <w:r>
-        <w:rPr>
-          <w:rFonts w:ascii="Arial" w:hAnsi="Arial" w:cs="Arial"/>
-          <w:b/>
-          <w:lang w:val="es-CO"/>
-        </w:rPr>
         <w:t>Neutro-Tierra:</w:t>
-      </w:r>
-      <w:r>
-        <w:rPr>
-          <w:rFonts w:ascii="Arial" w:hAnsi="Arial" w:cs="Arial"/>
-          <w:b/>
-          <w:lang w:val="es-CO"/>
-        </w:rPr>
         <w:tab/>
-      </w:r>
-    </w:p>
-    <w:p>
-      <w:pPr>
-        <w:rPr>
-          <w:rFonts w:ascii="Arial" w:hAnsi="Arial" w:cs="Arial"/>
-          <w:b/>
-          <w:lang w:val="es-CO"/>
-        </w:rPr>
-      </w:pPr>
-    </w:p>
-    <w:p>
-      <w:pPr>
-        <w:rPr>
-          <w:rFonts w:ascii="Arial" w:hAnsi="Arial" w:cs="Arial"/>
-          <w:b/>
-          <w:lang w:val="es-CO"/>
-        </w:rPr>
-      </w:pPr>
-      <w:r>
-        <w:rPr>
-          <w:rFonts w:ascii="Arial" w:hAnsi="Arial" w:cs="Arial"/>
-          <w:b/>
-          <w:lang w:val="es-CO"/>
-        </w:rPr>
+        <w:t>{neutro_tierra}</w:t>
+      </w:r>
+    </w:p>
+    <w:p>
+      <w:pPr>
+        <w:rPr>
+          <w:rFonts w:ascii="Arial" w:hAnsi="Arial" w:cs="Arial"/>
+          <w:b/>
+          <w:lang w:val="es-CO"/>
+        </w:rPr>
+      </w:pPr>
+    </w:p>
+    <w:p>
+      <w:pPr>
+        <w:rPr>
+          <w:rFonts w:ascii="Arial" w:hAnsi="Arial" w:cs="Arial"/>
+          <w:b/>
+          <w:lang w:val="es-CO"/>
+        </w:rPr>
+      </w:pPr>
+      <w:r>
         <w:t>Lugar de Instalación de Equipos:</w:t>
+        <w:tab/>
+        <w:t>{lugar_instalacion}</w:t>
       </w:r>
     </w:p>
     <w:p>
@@ -828,6 +432,9 @@
           <w:lang w:val="es-CO"/>
         </w:rPr>
       </w:pPr>
+      <w:r>
+        <w:t>{observaciones}</w:t>
+      </w:r>
     </w:p>
     <w:p>
       <w:pPr>
@@ -1013,13 +620,9 @@
             <w:tcW w:w="1689" w:type="dxa"/>
           </w:tcPr>
           <w:p>
-            <w:pPr>
-              <w:rPr>
-                <w:rFonts w:ascii="Arial" w:hAnsi="Arial" w:cs="Arial"/>
-                <w:b/>
-                <w:lang w:val="es-CO"/>
-              </w:rPr>
-            </w:pPr>
+            <w:r>
+              <w:t>{equipo_instalado_1_tipo}</w:t>
+            </w:r>
           </w:p>
         </w:tc>
         <w:tc>
@@ -1027,13 +630,9 @@
             <w:tcW w:w="1113" w:type="dxa"/>
           </w:tcPr>
           <w:p>
-            <w:pPr>
-              <w:rPr>
-                <w:rFonts w:ascii="Arial" w:hAnsi="Arial" w:cs="Arial"/>
-                <w:b/>
-                <w:lang w:val="es-CO"/>
-              </w:rPr>
-            </w:pPr>
+            <w:r>
+              <w:t>{equipo_instalado_1_marca}</w:t>
+            </w:r>
           </w:p>
         </w:tc>
         <w:tc>
@@ -1041,13 +640,9 @@
             <w:tcW w:w="1559" w:type="dxa"/>
           </w:tcPr>
           <w:p>
-            <w:pPr>
-              <w:rPr>
-                <w:rFonts w:ascii="Arial" w:hAnsi="Arial" w:cs="Arial"/>
-                <w:b/>
-                <w:lang w:val="es-CO"/>
-              </w:rPr>
-            </w:pPr>
+            <w:r>
+              <w:t>{equipo_instalado_1_modelo}</w:t>
+            </w:r>
           </w:p>
         </w:tc>
         <w:tc>
@@ -1055,13 +650,9 @@
             <w:tcW w:w="1701" w:type="dxa"/>
           </w:tcPr>
           <w:p>
-            <w:pPr>
-              <w:rPr>
-                <w:rFonts w:ascii="Arial" w:hAnsi="Arial" w:cs="Arial"/>
-                <w:b/>
-                <w:lang w:val="es-CO"/>
-              </w:rPr>
-            </w:pPr>
+            <w:r>
+              <w:t>{equipo_instalado_1_serial}</w:t>
+            </w:r>
           </w:p>
         </w:tc>
         <w:tc>
@@ -1069,13 +660,9 @@
             <w:tcW w:w="2384" w:type="dxa"/>
           </w:tcPr>
           <w:p>
-            <w:pPr>
-              <w:rPr>
-                <w:rFonts w:ascii="Arial" w:hAnsi="Arial" w:cs="Arial"/>
-                <w:b/>
-                <w:lang w:val="es-CO"/>
-              </w:rPr>
-            </w:pPr>
+            <w:r>
+              <w:t>{equipo_instalado_1_placa}</w:t>
+            </w:r>
           </w:p>
         </w:tc>
       </w:tr>
@@ -1085,13 +672,9 @@
             <w:tcW w:w="1689" w:type="dxa"/>
           </w:tcPr>
           <w:p>
-            <w:pPr>
-              <w:rPr>
-                <w:rFonts w:ascii="Arial" w:hAnsi="Arial" w:cs="Arial"/>
-                <w:b/>
-                <w:lang w:val="es-CO"/>
-              </w:rPr>
-            </w:pPr>
+            <w:r>
+              <w:t>{equipo_instalado_2_tipo}</w:t>
+            </w:r>
           </w:p>
         </w:tc>
         <w:tc>
@@ -1099,13 +682,9 @@
             <w:tcW w:w="1113" w:type="dxa"/>
           </w:tcPr>
           <w:p>
-            <w:pPr>
-              <w:rPr>
-                <w:rFonts w:ascii="Arial" w:hAnsi="Arial" w:cs="Arial"/>
-                <w:b/>
-                <w:lang w:val="es-CO"/>
-              </w:rPr>
-            </w:pPr>
+            <w:r>
+              <w:t>{equipo_instalado_2_marca}</w:t>
+            </w:r>
           </w:p>
         </w:tc>
         <w:tc>
@@ -1113,13 +692,9 @@
             <w:tcW w:w="1559" w:type="dxa"/>
           </w:tcPr>
           <w:p>
-            <w:pPr>
-              <w:rPr>
-                <w:rFonts w:ascii="Arial" w:hAnsi="Arial" w:cs="Arial"/>
-                <w:b/>
-                <w:lang w:val="es-CO"/>
-              </w:rPr>
-            </w:pPr>
+            <w:r>
+              <w:t>{equipo_instalado_2_modelo}</w:t>
+            </w:r>
           </w:p>
         </w:tc>
         <w:tc>
@@ -1127,13 +702,9 @@
             <w:tcW w:w="1701" w:type="dxa"/>
           </w:tcPr>
           <w:p>
-            <w:pPr>
-              <w:rPr>
-                <w:rFonts w:ascii="Arial" w:hAnsi="Arial" w:cs="Arial"/>
-                <w:b/>
-                <w:lang w:val="es-CO"/>
-              </w:rPr>
-            </w:pPr>
+            <w:r>
+              <w:t>{equipo_instalado_2_serial}</w:t>
+            </w:r>
           </w:p>
         </w:tc>
         <w:tc>
@@ -1141,13 +712,9 @@
             <w:tcW w:w="2384" w:type="dxa"/>
           </w:tcPr>
           <w:p>
-            <w:pPr>
-              <w:rPr>
-                <w:rFonts w:ascii="Arial" w:hAnsi="Arial" w:cs="Arial"/>
-                <w:b/>
-                <w:lang w:val="es-CO"/>
-              </w:rPr>
-            </w:pPr>
+            <w:r>
+              <w:t>{equipo_instalado_2_placa}</w:t>
+            </w:r>
           </w:p>
         </w:tc>
       </w:tr>
@@ -1157,13 +724,9 @@
             <w:tcW w:w="1689" w:type="dxa"/>
           </w:tcPr>
           <w:p>
-            <w:pPr>
-              <w:rPr>
-                <w:rFonts w:ascii="Arial" w:hAnsi="Arial" w:cs="Arial"/>
-                <w:b/>
-                <w:lang w:val="es-CO"/>
-              </w:rPr>
-            </w:pPr>
+            <w:r>
+              <w:t>{equipo_instalado_3_tipo}</w:t>
+            </w:r>
           </w:p>
         </w:tc>
         <w:tc>
@@ -1171,13 +734,9 @@
             <w:tcW w:w="1113" w:type="dxa"/>
           </w:tcPr>
           <w:p>
-            <w:pPr>
-              <w:rPr>
-                <w:rFonts w:ascii="Arial" w:hAnsi="Arial" w:cs="Arial"/>
-                <w:b/>
-                <w:lang w:val="es-CO"/>
-              </w:rPr>
-            </w:pPr>
+            <w:r>
+              <w:t>{equipo_instalado_3_marca}</w:t>
+            </w:r>
           </w:p>
         </w:tc>
         <w:tc>
@@ -1185,13 +744,9 @@
             <w:tcW w:w="1559" w:type="dxa"/>
           </w:tcPr>
           <w:p>
-            <w:pPr>
-              <w:rPr>
-                <w:rFonts w:ascii="Arial" w:hAnsi="Arial" w:cs="Arial"/>
-                <w:b/>
-                <w:lang w:val="es-CO"/>
-              </w:rPr>
-            </w:pPr>
+            <w:r>
+              <w:t>{equipo_instalado_3_modelo}</w:t>
+            </w:r>
           </w:p>
         </w:tc>
         <w:tc>
@@ -1199,13 +754,9 @@
             <w:tcW w:w="1701" w:type="dxa"/>
           </w:tcPr>
           <w:p>
-            <w:pPr>
-              <w:rPr>
-                <w:rFonts w:ascii="Arial" w:hAnsi="Arial" w:cs="Arial"/>
-                <w:b/>
-                <w:lang w:val="es-CO"/>
-              </w:rPr>
-            </w:pPr>
+            <w:r>
+              <w:t>{equipo_instalado_3_serial}</w:t>
+            </w:r>
           </w:p>
         </w:tc>
         <w:tc>
@@ -1213,13 +764,9 @@
             <w:tcW w:w="2384" w:type="dxa"/>
           </w:tcPr>
           <w:p>
-            <w:pPr>
-              <w:rPr>
-                <w:rFonts w:ascii="Arial" w:hAnsi="Arial" w:cs="Arial"/>
-                <w:b/>
-                <w:lang w:val="es-CO"/>
-              </w:rPr>
-            </w:pPr>
+            <w:r>
+              <w:t>{equipo_instalado_3_placa}</w:t>
+            </w:r>
           </w:p>
         </w:tc>
       </w:tr>
@@ -1229,13 +776,9 @@
             <w:tcW w:w="1689" w:type="dxa"/>
           </w:tcPr>
           <w:p>
-            <w:pPr>
-              <w:rPr>
-                <w:rFonts w:ascii="Arial" w:hAnsi="Arial" w:cs="Arial"/>
-                <w:b/>
-                <w:lang w:val="es-CO"/>
-              </w:rPr>
-            </w:pPr>
+            <w:r>
+              <w:t>{equipo_instalado_4_tipo}</w:t>
+            </w:r>
           </w:p>
         </w:tc>
         <w:tc>
@@ -1243,13 +786,9 @@
             <w:tcW w:w="1113" w:type="dxa"/>
           </w:tcPr>
           <w:p>
-            <w:pPr>
-              <w:rPr>
-                <w:rFonts w:ascii="Arial" w:hAnsi="Arial" w:cs="Arial"/>
-                <w:b/>
-                <w:lang w:val="es-CO"/>
-              </w:rPr>
-            </w:pPr>
+            <w:r>
+              <w:t>{equipo_instalado_4_marca}</w:t>
+            </w:r>
           </w:p>
         </w:tc>
         <w:tc>
@@ -1257,13 +796,9 @@
             <w:tcW w:w="1559" w:type="dxa"/>
           </w:tcPr>
           <w:p>
-            <w:pPr>
-              <w:rPr>
-                <w:rFonts w:ascii="Arial" w:hAnsi="Arial" w:cs="Arial"/>
-                <w:b/>
-                <w:lang w:val="es-CO"/>
-              </w:rPr>
-            </w:pPr>
+            <w:r>
+              <w:t>{equipo_instalado_4_modelo}</w:t>
+            </w:r>
           </w:p>
         </w:tc>
         <w:tc>
@@ -1271,13 +806,9 @@
             <w:tcW w:w="1701" w:type="dxa"/>
           </w:tcPr>
           <w:p>
-            <w:pPr>
-              <w:rPr>
-                <w:rFonts w:ascii="Arial" w:hAnsi="Arial" w:cs="Arial"/>
-                <w:b/>
-                <w:lang w:val="es-CO"/>
-              </w:rPr>
-            </w:pPr>
+            <w:r>
+              <w:t>{equipo_instalado_4_serial}</w:t>
+            </w:r>
           </w:p>
         </w:tc>
         <w:tc>
@@ -1285,13 +816,9 @@
             <w:tcW w:w="2384" w:type="dxa"/>
           </w:tcPr>
           <w:p>
-            <w:pPr>
-              <w:rPr>
-                <w:rFonts w:ascii="Arial" w:hAnsi="Arial" w:cs="Arial"/>
-                <w:b/>
-                <w:lang w:val="es-CO"/>
-              </w:rPr>
-            </w:pPr>
+            <w:r>
+              <w:t>{equipo_instalado_4_placa}</w:t>
+            </w:r>
           </w:p>
         </w:tc>
       </w:tr>
@@ -1488,13 +1015,9 @@
             <w:tcW w:w="1689" w:type="dxa"/>
           </w:tcPr>
           <w:p>
-            <w:pPr>
-              <w:rPr>
-                <w:rFonts w:ascii="Arial" w:hAnsi="Arial" w:cs="Arial"/>
-                <w:b/>
-                <w:lang w:val="es-CO"/>
-              </w:rPr>
-            </w:pPr>
+            <w:r>
+              <w:t>{equipo_desinstalado_1_tipo}</w:t>
+            </w:r>
           </w:p>
         </w:tc>
         <w:tc>
@@ -1502,13 +1025,9 @@
             <w:tcW w:w="1113" w:type="dxa"/>
           </w:tcPr>
           <w:p>
-            <w:pPr>
-              <w:rPr>
-                <w:rFonts w:ascii="Arial" w:hAnsi="Arial" w:cs="Arial"/>
-                <w:b/>
-                <w:lang w:val="es-CO"/>
-              </w:rPr>
-            </w:pPr>
+            <w:r>
+              <w:t>{equipo_desinstalado_1_marca}</w:t>
+            </w:r>
           </w:p>
         </w:tc>
         <w:tc>
@@ -1516,13 +1035,9 @@
             <w:tcW w:w="1559" w:type="dxa"/>
           </w:tcPr>
           <w:p>
-            <w:pPr>
-              <w:rPr>
-                <w:rFonts w:ascii="Arial" w:hAnsi="Arial" w:cs="Arial"/>
-                <w:b/>
-                <w:lang w:val="es-CO"/>
-              </w:rPr>
-            </w:pPr>
+            <w:r>
+              <w:t>{equipo_desinstalado_1_modelo}</w:t>
+            </w:r>
           </w:p>
         </w:tc>
         <w:tc>
@@ -1530,13 +1045,9 @@
             <w:tcW w:w="1701" w:type="dxa"/>
           </w:tcPr>
           <w:p>
-            <w:pPr>
-              <w:rPr>
-                <w:rFonts w:ascii="Arial" w:hAnsi="Arial" w:cs="Arial"/>
-                <w:b/>
-                <w:lang w:val="es-CO"/>
-              </w:rPr>
-            </w:pPr>
+            <w:r>
+              <w:t>{equipo_desinstalado_1_serial}</w:t>
+            </w:r>
           </w:p>
         </w:tc>
         <w:tc>
@@ -1544,13 +1055,9 @@
             <w:tcW w:w="2384" w:type="dxa"/>
           </w:tcPr>
           <w:p>
-            <w:pPr>
-              <w:rPr>
-                <w:rFonts w:ascii="Arial" w:hAnsi="Arial" w:cs="Arial"/>
-                <w:b/>
-                <w:lang w:val="es-CO"/>
-              </w:rPr>
-            </w:pPr>
+            <w:r>
+              <w:t>{equipo_desinstalado_1_placa}</w:t>
+            </w:r>
           </w:p>
         </w:tc>
       </w:tr>
@@ -1560,13 +1067,9 @@
             <w:tcW w:w="1689" w:type="dxa"/>
           </w:tcPr>
           <w:p>
-            <w:pPr>
-              <w:rPr>
-                <w:rFonts w:ascii="Arial" w:hAnsi="Arial" w:cs="Arial"/>
-                <w:b/>
-                <w:lang w:val="es-CO"/>
-              </w:rPr>
-            </w:pPr>
+            <w:r>
+              <w:t>{equipo_desinstalado_2_tipo}</w:t>
+            </w:r>
           </w:p>
         </w:tc>
         <w:tc>
@@ -1574,13 +1077,9 @@
             <w:tcW w:w="1113" w:type="dxa"/>
           </w:tcPr>
           <w:p>
-            <w:pPr>
-              <w:rPr>
-                <w:rFonts w:ascii="Arial" w:hAnsi="Arial" w:cs="Arial"/>
-                <w:b/>
-                <w:lang w:val="es-CO"/>
-              </w:rPr>
-            </w:pPr>
+            <w:r>
+              <w:t>{equipo_desinstalado_2_marca}</w:t>
+            </w:r>
           </w:p>
         </w:tc>
         <w:tc>
@@ -1588,13 +1087,9 @@
             <w:tcW w:w="1559" w:type="dxa"/>
           </w:tcPr>
           <w:p>
-            <w:pPr>
-              <w:rPr>
-                <w:rFonts w:ascii="Arial" w:hAnsi="Arial" w:cs="Arial"/>
-                <w:b/>
-                <w:lang w:val="es-CO"/>
-              </w:rPr>
-            </w:pPr>
+            <w:r>
+              <w:t>{equipo_desinstalado_2_modelo}</w:t>
+            </w:r>
           </w:p>
         </w:tc>
         <w:tc>
@@ -1602,13 +1097,9 @@
             <w:tcW w:w="1701" w:type="dxa"/>
           </w:tcPr>
           <w:p>
-            <w:pPr>
-              <w:rPr>
-                <w:rFonts w:ascii="Arial" w:hAnsi="Arial" w:cs="Arial"/>
-                <w:b/>
-                <w:lang w:val="es-CO"/>
-              </w:rPr>
-            </w:pPr>
+            <w:r>
+              <w:t>{equipo_desinstalado_2_serial}</w:t>
+            </w:r>
           </w:p>
         </w:tc>
         <w:tc>
@@ -1616,13 +1107,9 @@
             <w:tcW w:w="2384" w:type="dxa"/>
           </w:tcPr>
           <w:p>
-            <w:pPr>
-              <w:rPr>
-                <w:rFonts w:ascii="Arial" w:hAnsi="Arial" w:cs="Arial"/>
-                <w:b/>
-                <w:lang w:val="es-CO"/>
-              </w:rPr>
-            </w:pPr>
+            <w:r>
+              <w:t>{equipo_desinstalado_2_placa}</w:t>
+            </w:r>
           </w:p>
         </w:tc>
       </w:tr>
@@ -1632,13 +1119,9 @@
             <w:tcW w:w="1689" w:type="dxa"/>
           </w:tcPr>
           <w:p>
-            <w:pPr>
-              <w:rPr>
-                <w:rFonts w:ascii="Arial" w:hAnsi="Arial" w:cs="Arial"/>
-                <w:b/>
-                <w:lang w:val="es-CO"/>
-              </w:rPr>
-            </w:pPr>
+            <w:r>
+              <w:t>{equipo_desinstalado_3_tipo}</w:t>
+            </w:r>
           </w:p>
         </w:tc>
         <w:tc>
@@ -1646,13 +1129,9 @@
             <w:tcW w:w="1113" w:type="dxa"/>
           </w:tcPr>
           <w:p>
-            <w:pPr>
-              <w:rPr>
-                <w:rFonts w:ascii="Arial" w:hAnsi="Arial" w:cs="Arial"/>
-                <w:b/>
-                <w:lang w:val="es-CO"/>
-              </w:rPr>
-            </w:pPr>
+            <w:r>
+              <w:t>{equipo_desinstalado_3_marca}</w:t>
+            </w:r>
           </w:p>
         </w:tc>
         <w:tc>
@@ -1660,13 +1139,9 @@
             <w:tcW w:w="1559" w:type="dxa"/>
           </w:tcPr>
           <w:p>
-            <w:pPr>
-              <w:rPr>
-                <w:rFonts w:ascii="Arial" w:hAnsi="Arial" w:cs="Arial"/>
-                <w:b/>
-                <w:lang w:val="es-CO"/>
-              </w:rPr>
-            </w:pPr>
+            <w:r>
+              <w:t>{equipo_desinstalado_3_modelo}</w:t>
+            </w:r>
           </w:p>
         </w:tc>
         <w:tc>
@@ -1674,13 +1149,9 @@
             <w:tcW w:w="1701" w:type="dxa"/>
           </w:tcPr>
           <w:p>
-            <w:pPr>
-              <w:rPr>
-                <w:rFonts w:ascii="Arial" w:hAnsi="Arial" w:cs="Arial"/>
-                <w:b/>
-                <w:lang w:val="es-CO"/>
-              </w:rPr>
-            </w:pPr>
+            <w:r>
+              <w:t>{equipo_desinstalado_3_serial}</w:t>
+            </w:r>
           </w:p>
         </w:tc>
         <w:tc>
@@ -1688,13 +1159,9 @@
             <w:tcW w:w="2384" w:type="dxa"/>
           </w:tcPr>
           <w:p>
-            <w:pPr>
-              <w:rPr>
-                <w:rFonts w:ascii="Arial" w:hAnsi="Arial" w:cs="Arial"/>
-                <w:b/>
-                <w:lang w:val="es-CO"/>
-              </w:rPr>
-            </w:pPr>
+            <w:r>
+              <w:t>{equipo_desinstalado_3_placa}</w:t>
+            </w:r>
           </w:p>
         </w:tc>
       </w:tr>
@@ -1704,13 +1171,9 @@
             <w:tcW w:w="1689" w:type="dxa"/>
           </w:tcPr>
           <w:p>
-            <w:pPr>
-              <w:rPr>
-                <w:rFonts w:ascii="Arial" w:hAnsi="Arial" w:cs="Arial"/>
-                <w:b/>
-                <w:lang w:val="es-CO"/>
-              </w:rPr>
-            </w:pPr>
+            <w:r>
+              <w:t>{equipo_desinstalado_4_tipo}</w:t>
+            </w:r>
           </w:p>
         </w:tc>
         <w:tc>
@@ -1718,13 +1181,9 @@
             <w:tcW w:w="1113" w:type="dxa"/>
           </w:tcPr>
           <w:p>
-            <w:pPr>
-              <w:rPr>
-                <w:rFonts w:ascii="Arial" w:hAnsi="Arial" w:cs="Arial"/>
-                <w:b/>
-                <w:lang w:val="es-CO"/>
-              </w:rPr>
-            </w:pPr>
+            <w:r>
+              <w:t>{equipo_desinstalado_4_marca}</w:t>
+            </w:r>
           </w:p>
         </w:tc>
         <w:tc>
@@ -1732,13 +1191,9 @@
             <w:tcW w:w="1559" w:type="dxa"/>
           </w:tcPr>
           <w:p>
-            <w:pPr>
-              <w:rPr>
-                <w:rFonts w:ascii="Arial" w:hAnsi="Arial" w:cs="Arial"/>
-                <w:b/>
-                <w:lang w:val="es-CO"/>
-              </w:rPr>
-            </w:pPr>
+            <w:r>
+              <w:t>{equipo_desinstalado_4_modelo}</w:t>
+            </w:r>
           </w:p>
         </w:tc>
         <w:tc>
@@ -1746,13 +1201,9 @@
             <w:tcW w:w="1701" w:type="dxa"/>
           </w:tcPr>
           <w:p>
-            <w:pPr>
-              <w:rPr>
-                <w:rFonts w:ascii="Arial" w:hAnsi="Arial" w:cs="Arial"/>
-                <w:b/>
-                <w:lang w:val="es-CO"/>
-              </w:rPr>
-            </w:pPr>
+            <w:r>
+              <w:t>{equipo_desinstalado_4_serial}</w:t>
+            </w:r>
           </w:p>
         </w:tc>
         <w:tc>
@@ -1760,13 +1211,9 @@
             <w:tcW w:w="2384" w:type="dxa"/>
           </w:tcPr>
           <w:p>
-            <w:pPr>
-              <w:rPr>
-                <w:rFonts w:ascii="Arial" w:hAnsi="Arial" w:cs="Arial"/>
-                <w:b/>
-                <w:lang w:val="es-CO"/>
-              </w:rPr>
-            </w:pPr>
+            <w:r>
+              <w:t>{equipo_desinstalado_4_placa}</w:t>
+            </w:r>
           </w:p>
         </w:tc>
       </w:tr>
@@ -1843,6 +1290,11 @@
       </w:r>
     </w:p>
     <w:p>
+      <w:r>
+        <w:t>{foto_actual_instalaciones_cliente}</w:t>
+      </w:r>
+    </w:p>
+    <w:p>
       <w:pPr>
         <w:ind w:left="792"/>
         <w:rPr>
@@ -1871,6 +1323,16 @@
           <w:lang w:val="es-CO"/>
         </w:rPr>
         <w:t>Descripción de equipos instalados, Router, Switches, Access Points. Cantidades, marcas, ubicaciones, centros de cableado.</w:t>
+      </w:r>
+    </w:p>
+    <w:p>
+      <w:r>
+        <w:t>{wlan_centros_cableado_cantidades}</w:t>
+      </w:r>
+    </w:p>
+    <w:p>
+      <w:r>
+        <w:t>{wlan_descripcion_equipos_actuales}</w:t>
       </w:r>
     </w:p>
     <w:p>
@@ -2096,13 +1558,9 @@
             <w:tcW w:w="1689" w:type="dxa"/>
           </w:tcPr>
           <w:p>
-            <w:pPr>
-              <w:rPr>
-                <w:rFonts w:ascii="Arial" w:hAnsi="Arial" w:cs="Arial"/>
-                <w:b/>
-                <w:lang w:val="es-CO"/>
-              </w:rPr>
-            </w:pPr>
+            <w:r>
+              <w:t>{wlan_equipo_actual_1_tipo_equipo}</w:t>
+            </w:r>
           </w:p>
         </w:tc>
         <w:tc>
@@ -2110,13 +1568,9 @@
             <w:tcW w:w="1113" w:type="dxa"/>
           </w:tcPr>
           <w:p>
-            <w:pPr>
-              <w:rPr>
-                <w:rFonts w:ascii="Arial" w:hAnsi="Arial" w:cs="Arial"/>
-                <w:b/>
-                <w:lang w:val="es-CO"/>
-              </w:rPr>
-            </w:pPr>
+            <w:r>
+              <w:t>{wlan_equipo_actual_1_marca}</w:t>
+            </w:r>
           </w:p>
         </w:tc>
         <w:tc>
@@ -2124,13 +1578,9 @@
             <w:tcW w:w="1559" w:type="dxa"/>
           </w:tcPr>
           <w:p>
-            <w:pPr>
-              <w:rPr>
-                <w:rFonts w:ascii="Arial" w:hAnsi="Arial" w:cs="Arial"/>
-                <w:b/>
-                <w:lang w:val="es-CO"/>
-              </w:rPr>
-            </w:pPr>
+            <w:r>
+              <w:t>{wlan_equipo_actual_1_cantidad}</w:t>
+            </w:r>
           </w:p>
         </w:tc>
         <w:tc>
@@ -2138,13 +1588,9 @@
             <w:tcW w:w="1701" w:type="dxa"/>
           </w:tcPr>
           <w:p>
-            <w:pPr>
-              <w:rPr>
-                <w:rFonts w:ascii="Arial" w:hAnsi="Arial" w:cs="Arial"/>
-                <w:b/>
-                <w:lang w:val="es-CO"/>
-              </w:rPr>
-            </w:pPr>
+            <w:r>
+              <w:t>{wlan_equipo_actual_1_ubicacion}</w:t>
+            </w:r>
           </w:p>
         </w:tc>
       </w:tr>
@@ -2157,13 +1603,9 @@
             <w:tcW w:w="1689" w:type="dxa"/>
           </w:tcPr>
           <w:p>
-            <w:pPr>
-              <w:rPr>
-                <w:rFonts w:ascii="Arial" w:hAnsi="Arial" w:cs="Arial"/>
-                <w:b/>
-                <w:lang w:val="es-CO"/>
-              </w:rPr>
-            </w:pPr>
+            <w:r>
+              <w:t>{wlan_equipo_actual_2_tipo_equipo}</w:t>
+            </w:r>
           </w:p>
         </w:tc>
         <w:tc>
@@ -2171,13 +1613,9 @@
             <w:tcW w:w="1113" w:type="dxa"/>
           </w:tcPr>
           <w:p>
-            <w:pPr>
-              <w:rPr>
-                <w:rFonts w:ascii="Arial" w:hAnsi="Arial" w:cs="Arial"/>
-                <w:b/>
-                <w:lang w:val="es-CO"/>
-              </w:rPr>
-            </w:pPr>
+            <w:r>
+              <w:t>{wlan_equipo_actual_2_marca}</w:t>
+            </w:r>
           </w:p>
         </w:tc>
         <w:tc>
@@ -2185,13 +1623,9 @@
             <w:tcW w:w="1559" w:type="dxa"/>
           </w:tcPr>
           <w:p>
-            <w:pPr>
-              <w:rPr>
-                <w:rFonts w:ascii="Arial" w:hAnsi="Arial" w:cs="Arial"/>
-                <w:b/>
-                <w:lang w:val="es-CO"/>
-              </w:rPr>
-            </w:pPr>
+            <w:r>
+              <w:t>{wlan_equipo_actual_2_cantidad}</w:t>
+            </w:r>
           </w:p>
         </w:tc>
         <w:tc>
@@ -2199,13 +1633,9 @@
             <w:tcW w:w="1701" w:type="dxa"/>
           </w:tcPr>
           <w:p>
-            <w:pPr>
-              <w:rPr>
-                <w:rFonts w:ascii="Arial" w:hAnsi="Arial" w:cs="Arial"/>
-                <w:b/>
-                <w:lang w:val="es-CO"/>
-              </w:rPr>
-            </w:pPr>
+            <w:r>
+              <w:t>{wlan_equipo_actual_2_ubicacion}</w:t>
+            </w:r>
           </w:p>
         </w:tc>
       </w:tr>
@@ -2218,13 +1648,9 @@
             <w:tcW w:w="1689" w:type="dxa"/>
           </w:tcPr>
           <w:p>
-            <w:pPr>
-              <w:rPr>
-                <w:rFonts w:ascii="Arial" w:hAnsi="Arial" w:cs="Arial"/>
-                <w:b/>
-                <w:lang w:val="es-CO"/>
-              </w:rPr>
-            </w:pPr>
+            <w:r>
+              <w:t>{wlan_equipo_actual_3_tipo_equipo}</w:t>
+            </w:r>
           </w:p>
         </w:tc>
         <w:tc>
@@ -2232,13 +1658,9 @@
             <w:tcW w:w="1113" w:type="dxa"/>
           </w:tcPr>
           <w:p>
-            <w:pPr>
-              <w:rPr>
-                <w:rFonts w:ascii="Arial" w:hAnsi="Arial" w:cs="Arial"/>
-                <w:b/>
-                <w:lang w:val="es-CO"/>
-              </w:rPr>
-            </w:pPr>
+            <w:r>
+              <w:t>{wlan_equipo_actual_3_marca}</w:t>
+            </w:r>
           </w:p>
         </w:tc>
         <w:tc>
@@ -2246,13 +1668,9 @@
             <w:tcW w:w="1559" w:type="dxa"/>
           </w:tcPr>
           <w:p>
-            <w:pPr>
-              <w:rPr>
-                <w:rFonts w:ascii="Arial" w:hAnsi="Arial" w:cs="Arial"/>
-                <w:b/>
-                <w:lang w:val="es-CO"/>
-              </w:rPr>
-            </w:pPr>
+            <w:r>
+              <w:t>{wlan_equipo_actual_3_cantidad}</w:t>
+            </w:r>
           </w:p>
         </w:tc>
         <w:tc>
@@ -2260,13 +1678,9 @@
             <w:tcW w:w="1701" w:type="dxa"/>
           </w:tcPr>
           <w:p>
-            <w:pPr>
-              <w:rPr>
-                <w:rFonts w:ascii="Arial" w:hAnsi="Arial" w:cs="Arial"/>
-                <w:b/>
-                <w:lang w:val="es-CO"/>
-              </w:rPr>
-            </w:pPr>
+            <w:r>
+              <w:t>{wlan_equipo_actual_3_ubicacion}</w:t>
+            </w:r>
           </w:p>
         </w:tc>
       </w:tr>
@@ -2279,13 +1693,9 @@
             <w:tcW w:w="1689" w:type="dxa"/>
           </w:tcPr>
           <w:p>
-            <w:pPr>
-              <w:rPr>
-                <w:rFonts w:ascii="Arial" w:hAnsi="Arial" w:cs="Arial"/>
-                <w:b/>
-                <w:lang w:val="es-CO"/>
-              </w:rPr>
-            </w:pPr>
+            <w:r>
+              <w:t>{wlan_equipo_actual_4_tipo_equipo}</w:t>
+            </w:r>
           </w:p>
         </w:tc>
         <w:tc>
@@ -2293,13 +1703,9 @@
             <w:tcW w:w="1113" w:type="dxa"/>
           </w:tcPr>
           <w:p>
-            <w:pPr>
-              <w:rPr>
-                <w:rFonts w:ascii="Arial" w:hAnsi="Arial" w:cs="Arial"/>
-                <w:b/>
-                <w:lang w:val="es-CO"/>
-              </w:rPr>
-            </w:pPr>
+            <w:r>
+              <w:t>{wlan_equipo_actual_4_marca}</w:t>
+            </w:r>
           </w:p>
         </w:tc>
         <w:tc>
@@ -2307,13 +1713,9 @@
             <w:tcW w:w="1559" w:type="dxa"/>
           </w:tcPr>
           <w:p>
-            <w:pPr>
-              <w:rPr>
-                <w:rFonts w:ascii="Arial" w:hAnsi="Arial" w:cs="Arial"/>
-                <w:b/>
-                <w:lang w:val="es-CO"/>
-              </w:rPr>
-            </w:pPr>
+            <w:r>
+              <w:t>{wlan_equipo_actual_4_cantidad}</w:t>
+            </w:r>
           </w:p>
         </w:tc>
         <w:tc>
@@ -2321,13 +1723,9 @@
             <w:tcW w:w="1701" w:type="dxa"/>
           </w:tcPr>
           <w:p>
-            <w:pPr>
-              <w:rPr>
-                <w:rFonts w:ascii="Arial" w:hAnsi="Arial" w:cs="Arial"/>
-                <w:b/>
-                <w:lang w:val="es-CO"/>
-              </w:rPr>
-            </w:pPr>
+            <w:r>
+              <w:t>{wlan_equipo_actual_4_ubicacion}</w:t>
+            </w:r>
           </w:p>
         </w:tc>
       </w:tr>
@@ -2397,6 +1795,11 @@
           <w:lang w:val="es-CO"/>
         </w:rPr>
         <w:t>los APS instalados actualmente en el cliente, OMITIR Si no aplica.</w:t>
+      </w:r>
+    </w:p>
+    <w:p>
+      <w:r>
+        <w:t>{foto_aps_actuales_cliente}</w:t>
       </w:r>
     </w:p>
     <w:p>
@@ -2547,6 +1950,11 @@
       </w:r>
     </w:p>
     <w:p>
+      <w:r>
+        <w:t>{wlan_cliente_cuenta_redes}</w:t>
+      </w:r>
+    </w:p>
+    <w:p>
       <w:pPr>
         <w:ind w:left="792"/>
         <w:rPr>
@@ -2580,6 +1988,11 @@
       </w:r>
     </w:p>
     <w:p>
+      <w:r>
+        <w:t>{wlan_actual_si_no}</w:t>
+      </w:r>
+    </w:p>
+    <w:p>
       <w:pPr>
         <w:pStyle w:val="Prrafodelista"/>
         <w:numPr>
@@ -2603,6 +2016,11 @@
       </w:r>
     </w:p>
     <w:p>
+      <w:r>
+        <w:t>{wlan_equipos_propios_tercero}</w:t>
+      </w:r>
+    </w:p>
+    <w:p>
       <w:pPr>
         <w:pStyle w:val="Prrafodelista"/>
         <w:numPr>
@@ -2626,6 +2044,11 @@
       </w:r>
     </w:p>
     <w:p>
+      <w:r>
+        <w:t>{wlan_reutiliza_equipos}</w:t>
+      </w:r>
+    </w:p>
+    <w:p>
       <w:pPr>
         <w:pStyle w:val="Prrafodelista"/>
         <w:numPr>
@@ -2649,6 +2072,11 @@
       </w:r>
     </w:p>
     <w:p>
+      <w:r>
+        <w:t>{wlan_tiene_controladoras}</w:t>
+      </w:r>
+    </w:p>
+    <w:p>
       <w:pPr>
         <w:pStyle w:val="Prrafodelista"/>
         <w:numPr>
@@ -2672,6 +2100,11 @@
       </w:r>
     </w:p>
     <w:p>
+      <w:r>
+        <w:t>{wlan_marca_controladora}</w:t>
+      </w:r>
+    </w:p>
+    <w:p>
       <w:pPr>
         <w:pStyle w:val="Prrafodelista"/>
         <w:numPr>
@@ -2692,6 +2125,11 @@
           <w:lang w:val="es-CO"/>
         </w:rPr>
         <w:t>¿Se reutilizarán? SI___ NO___</w:t>
+      </w:r>
+    </w:p>
+    <w:p>
+      <w:r>
+        <w:t>{wlan_reutiliza_controladoras}</w:t>
       </w:r>
     </w:p>
     <w:p>
@@ -2955,13 +2393,9 @@
             <w:tcW w:w="955" w:type="dxa"/>
           </w:tcPr>
           <w:p>
-            <w:pPr>
-              <w:rPr>
-                <w:rFonts w:ascii="Arial" w:hAnsi="Arial" w:cs="Arial"/>
-                <w:b/>
-                <w:lang w:val="es-CO"/>
-              </w:rPr>
-            </w:pPr>
+            <w:r>
+              <w:t>{wlan_ap_recomendado_1_sede}</w:t>
+            </w:r>
           </w:p>
         </w:tc>
         <w:tc>
@@ -2969,13 +2403,9 @@
             <w:tcW w:w="917" w:type="dxa"/>
           </w:tcPr>
           <w:p>
-            <w:pPr>
-              <w:rPr>
-                <w:rFonts w:ascii="Arial" w:hAnsi="Arial" w:cs="Arial"/>
-                <w:b/>
-                <w:lang w:val="es-CO"/>
-              </w:rPr>
-            </w:pPr>
+            <w:r>
+              <w:t>{wlan_ap_recomendado_1_piso}</w:t>
+            </w:r>
           </w:p>
         </w:tc>
         <w:tc>
@@ -2983,13 +2413,9 @@
             <w:tcW w:w="1259" w:type="dxa"/>
           </w:tcPr>
           <w:p>
-            <w:pPr>
-              <w:rPr>
-                <w:rFonts w:ascii="Arial" w:hAnsi="Arial" w:cs="Arial"/>
-                <w:b/>
-                <w:lang w:val="es-CO"/>
-              </w:rPr>
-            </w:pPr>
+            <w:r>
+              <w:t>{wlan_ap_recomendado_1_ubicacion}</w:t>
+            </w:r>
           </w:p>
         </w:tc>
         <w:tc>
@@ -2997,13 +2423,9 @@
             <w:tcW w:w="2295" w:type="dxa"/>
           </w:tcPr>
           <w:p>
-            <w:pPr>
-              <w:rPr>
-                <w:rFonts w:ascii="Arial" w:hAnsi="Arial" w:cs="Arial"/>
-                <w:b/>
-                <w:lang w:val="es-CO"/>
-              </w:rPr>
-            </w:pPr>
+            <w:r>
+              <w:t>{wlan_ap_recomendado_1_marca_ap_controladora_switch}</w:t>
+            </w:r>
           </w:p>
         </w:tc>
         <w:tc>
@@ -3011,13 +2433,9 @@
             <w:tcW w:w="1407" w:type="dxa"/>
           </w:tcPr>
           <w:p>
-            <w:pPr>
-              <w:rPr>
-                <w:rFonts w:ascii="Arial" w:hAnsi="Arial" w:cs="Arial"/>
-                <w:b/>
-                <w:lang w:val="es-CO"/>
-              </w:rPr>
-            </w:pPr>
+            <w:r>
+              <w:t>{wlan_ap_recomendado_1_modelo_ap_controladora_switch}</w:t>
+            </w:r>
           </w:p>
         </w:tc>
         <w:tc>
@@ -3025,13 +2443,9 @@
             <w:tcW w:w="1276" w:type="dxa"/>
           </w:tcPr>
           <w:p>
-            <w:pPr>
-              <w:rPr>
-                <w:rFonts w:ascii="Arial" w:hAnsi="Arial" w:cs="Arial"/>
-                <w:b/>
-                <w:lang w:val="es-CO"/>
-              </w:rPr>
-            </w:pPr>
+            <w:r>
+              <w:t>{wlan_ap_recomendado_1_cantidad}</w:t>
+            </w:r>
           </w:p>
         </w:tc>
         <w:tc>
@@ -3039,15 +2453,9 @@
             <w:tcW w:w="1355" w:type="dxa"/>
           </w:tcPr>
           <w:p>
-            <w:pPr>
-              <w:jc w:val="center"/>
-              <w:rPr>
-                <w:rFonts w:ascii="Arial" w:hAnsi="Arial" w:cs="Arial"/>
-                <w:b/>
-                <w:color w:val="FFFFFF" w:themeColor="background1"/>
-                <w:lang w:val="es-CO"/>
-              </w:rPr>
-            </w:pPr>
+            <w:r>
+              <w:t>{wlan_ap_recomendado_1_usuarios}</w:t>
+            </w:r>
           </w:p>
         </w:tc>
       </w:tr>
@@ -3060,13 +2468,9 @@
             <w:tcW w:w="955" w:type="dxa"/>
           </w:tcPr>
           <w:p>
-            <w:pPr>
-              <w:rPr>
-                <w:rFonts w:ascii="Arial" w:hAnsi="Arial" w:cs="Arial"/>
-                <w:b/>
-                <w:lang w:val="es-CO"/>
-              </w:rPr>
-            </w:pPr>
+            <w:r>
+              <w:t>{wlan_ap_recomendado_2_sede}</w:t>
+            </w:r>
           </w:p>
         </w:tc>
         <w:tc>
@@ -3074,13 +2478,9 @@
             <w:tcW w:w="917" w:type="dxa"/>
           </w:tcPr>
           <w:p>
-            <w:pPr>
-              <w:rPr>
-                <w:rFonts w:ascii="Arial" w:hAnsi="Arial" w:cs="Arial"/>
-                <w:b/>
-                <w:lang w:val="es-CO"/>
-              </w:rPr>
-            </w:pPr>
+            <w:r>
+              <w:t>{wlan_ap_recomendado_2_piso}</w:t>
+            </w:r>
           </w:p>
         </w:tc>
         <w:tc>
@@ -3088,13 +2488,9 @@
             <w:tcW w:w="1259" w:type="dxa"/>
           </w:tcPr>
           <w:p>
-            <w:pPr>
-              <w:rPr>
-                <w:rFonts w:ascii="Arial" w:hAnsi="Arial" w:cs="Arial"/>
-                <w:b/>
-                <w:lang w:val="es-CO"/>
-              </w:rPr>
-            </w:pPr>
+            <w:r>
+              <w:t>{wlan_ap_recomendado_2_ubicacion}</w:t>
+            </w:r>
           </w:p>
         </w:tc>
         <w:tc>
@@ -3102,13 +2498,9 @@
             <w:tcW w:w="2295" w:type="dxa"/>
           </w:tcPr>
           <w:p>
-            <w:pPr>
-              <w:rPr>
-                <w:rFonts w:ascii="Arial" w:hAnsi="Arial" w:cs="Arial"/>
-                <w:b/>
-                <w:lang w:val="es-CO"/>
-              </w:rPr>
-            </w:pPr>
+            <w:r>
+              <w:t>{wlan_ap_recomendado_2_marca_ap_controladora_switch}</w:t>
+            </w:r>
           </w:p>
         </w:tc>
         <w:tc>
@@ -3116,13 +2508,9 @@
             <w:tcW w:w="1407" w:type="dxa"/>
           </w:tcPr>
           <w:p>
-            <w:pPr>
-              <w:rPr>
-                <w:rFonts w:ascii="Arial" w:hAnsi="Arial" w:cs="Arial"/>
-                <w:b/>
-                <w:lang w:val="es-CO"/>
-              </w:rPr>
-            </w:pPr>
+            <w:r>
+              <w:t>{wlan_ap_recomendado_2_modelo_ap_controladora_switch}</w:t>
+            </w:r>
           </w:p>
         </w:tc>
         <w:tc>
@@ -3130,13 +2518,9 @@
             <w:tcW w:w="1276" w:type="dxa"/>
           </w:tcPr>
           <w:p>
-            <w:pPr>
-              <w:rPr>
-                <w:rFonts w:ascii="Arial" w:hAnsi="Arial" w:cs="Arial"/>
-                <w:b/>
-                <w:lang w:val="es-CO"/>
-              </w:rPr>
-            </w:pPr>
+            <w:r>
+              <w:t>{wlan_ap_recomendado_2_cantidad}</w:t>
+            </w:r>
           </w:p>
         </w:tc>
         <w:tc>
@@ -3144,13 +2528,9 @@
             <w:tcW w:w="1355" w:type="dxa"/>
           </w:tcPr>
           <w:p>
-            <w:pPr>
-              <w:rPr>
-                <w:rFonts w:ascii="Arial" w:hAnsi="Arial" w:cs="Arial"/>
-                <w:b/>
-                <w:lang w:val="es-CO"/>
-              </w:rPr>
-            </w:pPr>
+            <w:r>
+              <w:t>{wlan_ap_recomendado_2_usuarios}</w:t>
+            </w:r>
           </w:p>
         </w:tc>
       </w:tr>
@@ -3163,13 +2543,9 @@
             <w:tcW w:w="955" w:type="dxa"/>
           </w:tcPr>
           <w:p>
-            <w:pPr>
-              <w:rPr>
-                <w:rFonts w:ascii="Arial" w:hAnsi="Arial" w:cs="Arial"/>
-                <w:b/>
-                <w:lang w:val="es-CO"/>
-              </w:rPr>
-            </w:pPr>
+            <w:r>
+              <w:t>{wlan_ap_recomendado_3_sede}</w:t>
+            </w:r>
           </w:p>
         </w:tc>
         <w:tc>
@@ -3177,13 +2553,9 @@
             <w:tcW w:w="917" w:type="dxa"/>
           </w:tcPr>
           <w:p>
-            <w:pPr>
-              <w:rPr>
-                <w:rFonts w:ascii="Arial" w:hAnsi="Arial" w:cs="Arial"/>
-                <w:b/>
-                <w:lang w:val="es-CO"/>
-              </w:rPr>
-            </w:pPr>
+            <w:r>
+              <w:t>{wlan_ap_recomendado_3_piso}</w:t>
+            </w:r>
           </w:p>
         </w:tc>
         <w:tc>
@@ -3191,13 +2563,9 @@
             <w:tcW w:w="1259" w:type="dxa"/>
           </w:tcPr>
           <w:p>
-            <w:pPr>
-              <w:rPr>
-                <w:rFonts w:ascii="Arial" w:hAnsi="Arial" w:cs="Arial"/>
-                <w:b/>
-                <w:lang w:val="es-CO"/>
-              </w:rPr>
-            </w:pPr>
+            <w:r>
+              <w:t>{wlan_ap_recomendado_3_ubicacion}</w:t>
+            </w:r>
           </w:p>
         </w:tc>
         <w:tc>
@@ -3205,13 +2573,9 @@
             <w:tcW w:w="2295" w:type="dxa"/>
           </w:tcPr>
           <w:p>
-            <w:pPr>
-              <w:rPr>
-                <w:rFonts w:ascii="Arial" w:hAnsi="Arial" w:cs="Arial"/>
-                <w:b/>
-                <w:lang w:val="es-CO"/>
-              </w:rPr>
-            </w:pPr>
+            <w:r>
+              <w:t>{wlan_ap_recomendado_3_marca_ap_controladora_switch}</w:t>
+            </w:r>
           </w:p>
         </w:tc>
         <w:tc>
@@ -3219,13 +2583,9 @@
             <w:tcW w:w="1407" w:type="dxa"/>
           </w:tcPr>
           <w:p>
-            <w:pPr>
-              <w:rPr>
-                <w:rFonts w:ascii="Arial" w:hAnsi="Arial" w:cs="Arial"/>
-                <w:b/>
-                <w:lang w:val="es-CO"/>
-              </w:rPr>
-            </w:pPr>
+            <w:r>
+              <w:t>{wlan_ap_recomendado_3_modelo_ap_controladora_switch}</w:t>
+            </w:r>
           </w:p>
         </w:tc>
         <w:tc>
@@ -3233,13 +2593,9 @@
             <w:tcW w:w="1276" w:type="dxa"/>
           </w:tcPr>
           <w:p>
-            <w:pPr>
-              <w:rPr>
-                <w:rFonts w:ascii="Arial" w:hAnsi="Arial" w:cs="Arial"/>
-                <w:b/>
-                <w:lang w:val="es-CO"/>
-              </w:rPr>
-            </w:pPr>
+            <w:r>
+              <w:t>{wlan_ap_recomendado_3_cantidad}</w:t>
+            </w:r>
           </w:p>
         </w:tc>
         <w:tc>
@@ -3247,13 +2603,9 @@
             <w:tcW w:w="1355" w:type="dxa"/>
           </w:tcPr>
           <w:p>
-            <w:pPr>
-              <w:rPr>
-                <w:rFonts w:ascii="Arial" w:hAnsi="Arial" w:cs="Arial"/>
-                <w:b/>
-                <w:lang w:val="es-CO"/>
-              </w:rPr>
-            </w:pPr>
+            <w:r>
+              <w:t>{wlan_ap_recomendado_3_usuarios}</w:t>
+            </w:r>
           </w:p>
         </w:tc>
       </w:tr>
@@ -3266,13 +2618,9 @@
             <w:tcW w:w="955" w:type="dxa"/>
           </w:tcPr>
           <w:p>
-            <w:pPr>
-              <w:rPr>
-                <w:rFonts w:ascii="Arial" w:hAnsi="Arial" w:cs="Arial"/>
-                <w:b/>
-                <w:lang w:val="es-CO"/>
-              </w:rPr>
-            </w:pPr>
+            <w:r>
+              <w:t>{wlan_ap_recomendado_4_sede}</w:t>
+            </w:r>
           </w:p>
         </w:tc>
         <w:tc>
@@ -3280,13 +2628,9 @@
             <w:tcW w:w="917" w:type="dxa"/>
           </w:tcPr>
           <w:p>
-            <w:pPr>
-              <w:rPr>
-                <w:rFonts w:ascii="Arial" w:hAnsi="Arial" w:cs="Arial"/>
-                <w:b/>
-                <w:lang w:val="es-CO"/>
-              </w:rPr>
-            </w:pPr>
+            <w:r>
+              <w:t>{wlan_ap_recomendado_4_piso}</w:t>
+            </w:r>
           </w:p>
         </w:tc>
         <w:tc>
@@ -3294,13 +2638,9 @@
             <w:tcW w:w="1259" w:type="dxa"/>
           </w:tcPr>
           <w:p>
-            <w:pPr>
-              <w:rPr>
-                <w:rFonts w:ascii="Arial" w:hAnsi="Arial" w:cs="Arial"/>
-                <w:b/>
-                <w:lang w:val="es-CO"/>
-              </w:rPr>
-            </w:pPr>
+            <w:r>
+              <w:t>{wlan_ap_recomendado_4_ubicacion}</w:t>
+            </w:r>
           </w:p>
         </w:tc>
         <w:tc>
@@ -3308,13 +2648,9 @@
             <w:tcW w:w="2295" w:type="dxa"/>
           </w:tcPr>
           <w:p>
-            <w:pPr>
-              <w:rPr>
-                <w:rFonts w:ascii="Arial" w:hAnsi="Arial" w:cs="Arial"/>
-                <w:b/>
-                <w:lang w:val="es-CO"/>
-              </w:rPr>
-            </w:pPr>
+            <w:r>
+              <w:t>{wlan_ap_recomendado_4_marca_ap_controladora_switch}</w:t>
+            </w:r>
           </w:p>
         </w:tc>
         <w:tc>
@@ -3322,13 +2658,9 @@
             <w:tcW w:w="1407" w:type="dxa"/>
           </w:tcPr>
           <w:p>
-            <w:pPr>
-              <w:rPr>
-                <w:rFonts w:ascii="Arial" w:hAnsi="Arial" w:cs="Arial"/>
-                <w:b/>
-                <w:lang w:val="es-CO"/>
-              </w:rPr>
-            </w:pPr>
+            <w:r>
+              <w:t>{wlan_ap_recomendado_4_modelo_ap_controladora_switch}</w:t>
+            </w:r>
           </w:p>
         </w:tc>
         <w:tc>
@@ -3336,13 +2668,9 @@
             <w:tcW w:w="1276" w:type="dxa"/>
           </w:tcPr>
           <w:p>
-            <w:pPr>
-              <w:rPr>
-                <w:rFonts w:ascii="Arial" w:hAnsi="Arial" w:cs="Arial"/>
-                <w:b/>
-                <w:lang w:val="es-CO"/>
-              </w:rPr>
-            </w:pPr>
+            <w:r>
+              <w:t>{wlan_ap_recomendado_4_cantidad}</w:t>
+            </w:r>
           </w:p>
         </w:tc>
         <w:tc>
@@ -3350,13 +2678,9 @@
             <w:tcW w:w="1355" w:type="dxa"/>
           </w:tcPr>
           <w:p>
-            <w:pPr>
-              <w:rPr>
-                <w:rFonts w:ascii="Arial" w:hAnsi="Arial" w:cs="Arial"/>
-                <w:b/>
-                <w:lang w:val="es-CO"/>
-              </w:rPr>
-            </w:pPr>
+            <w:r>
+              <w:t>{wlan_ap_recomendado_4_usuarios}</w:t>
+            </w:r>
           </w:p>
         </w:tc>
       </w:tr>
@@ -3406,6 +2730,11 @@
       </w:r>
     </w:p>
     <w:p>
+      <w:r>
+        <w:t>{wlan_diagrama_rf_aps_actuales}</w:t>
+      </w:r>
+    </w:p>
+    <w:p>
       <w:pPr>
         <w:ind w:firstLine="708"/>
         <w:jc w:val="both"/>
@@ -3510,6 +2839,11 @@
       </w:r>
     </w:p>
     <w:p>
+      <w:r>
+        <w:t>{wlan_diagrama_rf_ubicaciones_sugeridas}</w:t>
+      </w:r>
+    </w:p>
+    <w:p>
       <w:pPr>
         <w:ind w:firstLine="708"/>
         <w:jc w:val="both"/>
@@ -3621,6 +2955,11 @@
       </w:r>
     </w:p>
     <w:p>
+      <w:r>
+        <w:t>{wlan_cantidad_ssid_requeridos}</w:t>
+      </w:r>
+    </w:p>
+    <w:p>
       <w:pPr>
         <w:ind w:firstLine="708"/>
         <w:jc w:val="both"/>
@@ -3648,6 +2987,11 @@
       </w:r>
     </w:p>
     <w:p>
+      <w:r>
+        <w:t>{wlan_nombre_dominios_ssid}</w:t>
+      </w:r>
+    </w:p>
+    <w:p>
       <w:pPr>
         <w:ind w:left="708"/>
         <w:jc w:val="both"/>
@@ -3664,6 +3008,11 @@
           <w:color w:val="A6A6A6" w:themeColor="background1" w:themeShade="A6"/>
         </w:rPr>
         <w:t>Densidad de usuarios concurrentes, usuarios por piso, por área, por sede, población total del complejo. Capacidad de Internet esperado por el cliente – Dedicado o Banda Ancha</w:t>
+      </w:r>
+    </w:p>
+    <w:p>
+      <w:r>
+        <w:t>{wlan_densidad_usuarios_capacidad_internet}</w:t>
       </w:r>
     </w:p>
     <w:p>
@@ -3707,6 +3056,11 @@
           <w:lang w:val="es-CO"/>
         </w:rPr>
         <w:t>Tipo de seguridad inalámbrica requerida</w:t>
+      </w:r>
+    </w:p>
+    <w:p>
+      <w:r>
+        <w:t>{wlan_tipo_seguridad_requerida}</w:t>
       </w:r>
     </w:p>
     <w:p>
@@ -3771,6 +3125,11 @@
       </w:r>
     </w:p>
     <w:p>
+      <w:r>
+        <w:t>{wlan_area_propagacion}</w:t>
+      </w:r>
+    </w:p>
+    <w:p>
       <w:pPr>
         <w:ind w:firstLine="708"/>
         <w:jc w:val="both"/>
@@ -3856,6 +3215,11 @@
       </w:r>
     </w:p>
     <w:p>
+      <w:r>
+        <w:t>{wlan_cubrimiento_geografico}</w:t>
+      </w:r>
+    </w:p>
+    <w:p>
       <w:pPr>
         <w:ind w:firstLine="708"/>
         <w:jc w:val="both"/>
@@ -3947,6 +3311,11 @@
       </w:r>
     </w:p>
     <w:p>
+      <w:r>
+        <w:t>{wlan_observaciones_entorno}</w:t>
+      </w:r>
+    </w:p>
+    <w:p>
       <w:pPr>
         <w:ind w:firstLine="708"/>
         <w:jc w:val="both"/>
@@ -4036,6 +3405,11 @@
       </w:r>
     </w:p>
     <w:p>
+      <w:r>
+        <w:t>{wlan_elementos_interferencia}</w:t>
+      </w:r>
+    </w:p>
+    <w:p>
       <w:pPr>
         <w:ind w:firstLine="708"/>
         <w:jc w:val="both"/>
@@ -4127,6 +3501,11 @@
       </w:r>
     </w:p>
     <w:p>
+      <w:r>
+        <w:t>{wlan_diagrama_espectro_rf_actual}</w:t>
+      </w:r>
+    </w:p>
+    <w:p>
       <w:pPr>
         <w:ind w:left="708" w:firstLine="708"/>
         <w:jc w:val="both"/>
@@ -4203,6 +3582,11 @@
       </w:r>
     </w:p>
     <w:p>
+      <w:r>
+        <w:t>{wlan_requiere_vowifi}</w:t>
+      </w:r>
+    </w:p>
+    <w:p>
       <w:pPr>
         <w:ind w:left="708" w:firstLine="708"/>
         <w:jc w:val="both"/>
@@ -4273,6 +3657,11 @@
       </w:r>
     </w:p>
     <w:p>
+      <w:r>
+        <w:t>{wlan_estructura_anclaje_aps}</w:t>
+      </w:r>
+    </w:p>
+    <w:p>
       <w:pPr>
         <w:ind w:left="708" w:firstLine="708"/>
         <w:jc w:val="both"/>
@@ -4418,6 +3807,11 @@
       </w:r>
     </w:p>
     <w:p>
+      <w:r>
+        <w:t>{wlan_centros_cableado_ubicaciones}</w:t>
+      </w:r>
+    </w:p>
+    <w:p>
       <w:pPr>
         <w:jc w:val="both"/>
         <w:rPr>
@@ -4448,6 +3842,11 @@
       </w:r>
     </w:p>
     <w:p>
+      <w:r>
+        <w:t>{wlan_tipos_cableado_interconexion}</w:t>
+      </w:r>
+    </w:p>
+    <w:p>
       <w:pPr>
         <w:ind w:left="720"/>
         <w:jc w:val="both"/>
@@ -4479,6 +3878,11 @@
       </w:r>
     </w:p>
     <w:p>
+      <w:r>
+        <w:t>{wlan_tiene_odf}</w:t>
+      </w:r>
+    </w:p>
+    <w:p>
       <w:pPr>
         <w:ind w:left="708" w:firstLine="708"/>
         <w:jc w:val="both"/>
@@ -4581,6 +3985,11 @@
       </w:r>
     </w:p>
     <w:p>
+      <w:r>
+        <w:t>{wlan_rutas_cableado}</w:t>
+      </w:r>
+    </w:p>
+    <w:p>
       <w:pPr>
         <w:pStyle w:val="Prrafodelista"/>
         <w:ind w:left="1224"/>
@@ -4613,6 +4022,11 @@
       </w:r>
     </w:p>
     <w:p>
+      <w:r>
+        <w:t>{wlan_cableado_existente}</w:t>
+      </w:r>
+    </w:p>
+    <w:p>
       <w:pPr>
         <w:ind w:left="708" w:firstLine="708"/>
         <w:jc w:val="both"/>
@@ -4666,6 +4080,11 @@
       </w:r>
     </w:p>
     <w:p>
+      <w:r>
+        <w:t>{wlan_cableado_reutilizable}</w:t>
+      </w:r>
+    </w:p>
+    <w:p>
       <w:pPr>
         <w:ind w:left="708" w:firstLine="708"/>
         <w:jc w:val="both"/>
@@ -4748,6 +4167,11 @@
       </w:r>
     </w:p>
     <w:p>
+      <w:r>
+        <w:t>{wlan_lan_equipos_existentes}</w:t>
+      </w:r>
+    </w:p>
+    <w:p>
       <w:pPr>
         <w:ind w:left="708" w:firstLine="708"/>
         <w:jc w:val="both"/>
@@ -4803,6 +4227,11 @@
       </w:r>
     </w:p>
     <w:p>
+      <w:r>
+        <w:t>{wlan_lan_equipos_reutilizables}</w:t>
+      </w:r>
+    </w:p>
+    <w:p>
       <w:pPr>
         <w:ind w:left="708" w:firstLine="708"/>
         <w:jc w:val="both"/>
@@ -4855,6 +4284,11 @@
       </w:r>
     </w:p>
     <w:p>
+      <w:r>
+        <w:t>{wlan_lan_marcas_referencias}</w:t>
+      </w:r>
+    </w:p>
+    <w:p>
       <w:pPr>
         <w:ind w:left="708" w:firstLine="708"/>
         <w:jc w:val="both"/>
@@ -4908,6 +4342,11 @@
       </w:r>
     </w:p>
     <w:p>
+      <w:r>
+        <w:t>{wlan_lan_configurables_gestionables}</w:t>
+      </w:r>
+    </w:p>
+    <w:p>
       <w:pPr>
         <w:pStyle w:val="Prrafodelista"/>
         <w:ind w:left="876" w:firstLine="540"/>
@@ -4962,6 +4401,11 @@
       </w:r>
     </w:p>
     <w:p>
+      <w:r>
+        <w:t>{wlan_lan_poe_tipo}</w:t>
+      </w:r>
+    </w:p>
+    <w:p>
       <w:pPr>
         <w:ind w:left="708" w:firstLine="708"/>
         <w:jc w:val="both"/>
@@ -5031,6 +4475,11 @@
       </w:r>
     </w:p>
     <w:p>
+      <w:r>
+        <w:t>{wlan_requiere_switches_claro}</w:t>
+      </w:r>
+    </w:p>
+    <w:p>
       <w:pPr>
         <w:ind w:left="708" w:firstLine="708"/>
         <w:jc w:val="both"/>
@@ -5119,6 +4568,11 @@
       </w:r>
     </w:p>
     <w:p>
+      <w:r>
+        <w:t>{wlan_requiere_portal_cautivo}</w:t>
+      </w:r>
+    </w:p>
+    <w:p>
       <w:pPr>
         <w:pStyle w:val="Prrafodelista"/>
         <w:ind w:left="876" w:firstLine="540"/>
@@ -5171,6 +4625,11 @@
       </w:r>
     </w:p>
     <w:p>
+      <w:r>
+        <w:t>{wlan_requiere_base_datos_usuarios}</w:t>
+      </w:r>
+    </w:p>
+    <w:p>
       <w:pPr>
         <w:pStyle w:val="Prrafodelista"/>
         <w:ind w:left="876" w:firstLine="540"/>
@@ -5219,6 +4678,11 @@
           <w:lang w:val="es-CO"/>
         </w:rPr>
         <w:t>Se requieren prestar servicios de publicidad dirigida, campañas de ventas, presentación de vouchers o promociones?</w:t>
+      </w:r>
+    </w:p>
+    <w:p>
+      <w:r>
+        <w:t>{wlan_requiere_publicidad_vouchers}</w:t>
       </w:r>
     </w:p>
     <w:p>
@@ -5411,15 +4875,9 @@
             <w:vAlign w:val="center"/>
           </w:tcPr>
           <w:p>
-            <w:pPr>
-              <w:jc w:val="center"/>
-              <w:rPr>
-                <w:rFonts w:ascii="Arial" w:hAnsi="Arial" w:cs="Arial"/>
-                <w:b/>
-                <w:bCs/>
-                <w:lang w:val="en-US"/>
-              </w:rPr>
-            </w:pPr>
+            <w:r>
+              <w:t>{wlan_cliente_conectado_claro_si}</w:t>
+            </w:r>
           </w:p>
         </w:tc>
         <w:tc>
@@ -5472,15 +4930,9 @@
             <w:vAlign w:val="center"/>
           </w:tcPr>
           <w:p>
-            <w:pPr>
-              <w:jc w:val="center"/>
-              <w:rPr>
-                <w:rFonts w:ascii="Arial" w:hAnsi="Arial" w:cs="Arial"/>
-                <w:b/>
-                <w:bCs/>
-                <w:lang w:val="en-US"/>
-              </w:rPr>
-            </w:pPr>
+            <w:r>
+              <w:t>{wlan_cliente_conectado_claro_no}</w:t>
+            </w:r>
           </w:p>
         </w:tc>
       </w:tr>
@@ -5604,15 +5056,9 @@
             <w:vAlign w:val="center"/>
           </w:tcPr>
           <w:p>
-            <w:pPr>
-              <w:jc w:val="center"/>
-              <w:rPr>
-                <w:rFonts w:ascii="Arial" w:hAnsi="Arial" w:cs="Arial"/>
-                <w:b/>
-                <w:bCs/>
-                <w:lang w:val="en-US"/>
-              </w:rPr>
-            </w:pPr>
+            <w:r>
+              <w:t>{wlan_equipos_disponibles_si}</w:t>
+            </w:r>
           </w:p>
         </w:tc>
         <w:tc>
@@ -5665,15 +5111,9 @@
             <w:vAlign w:val="center"/>
           </w:tcPr>
           <w:p>
-            <w:pPr>
-              <w:jc w:val="center"/>
-              <w:rPr>
-                <w:rFonts w:ascii="Arial" w:hAnsi="Arial" w:cs="Arial"/>
-                <w:b/>
-                <w:bCs/>
-                <w:lang w:val="en-US"/>
-              </w:rPr>
-            </w:pPr>
+            <w:r>
+              <w:t>{wlan_equipos_disponibles_no}</w:t>
+            </w:r>
           </w:p>
         </w:tc>
       </w:tr>
@@ -5833,6 +5273,11 @@
       </w:r>
     </w:p>
     <w:p>
+      <w:r>
+        <w:t>{wlan_diagrama_cuarto_equipos}</w:t>
+      </w:r>
+    </w:p>
+    <w:p>
       <w:pPr>
         <w:jc w:val="both"/>
         <w:rPr>
@@ -6114,6 +5559,11 @@
       </w:r>
     </w:p>
     <w:p>
+      <w:r>
+        <w:t>{wlan_diagrama_detalle_racks}</w:t>
+      </w:r>
+    </w:p>
+    <w:p>
       <w:pPr>
         <w:pStyle w:val="Prrafodelista"/>
         <w:numPr>
@@ -6136,6 +5586,11 @@
         </w:rPr>
         <w:lastRenderedPageBreak/>
         <w:t>FOTO ACTA DE ENTREGA DE SERVICIO</w:t>
+      </w:r>
+    </w:p>
+    <w:p>
+      <w:r>
+        <w:t>{foto_acta_entrega_servicio}</w:t>
       </w:r>
     </w:p>
     <w:p>
